--- a/projects/valuepickr-open-screen/docs/Frontier Springs.docx
+++ b/projects/valuepickr-open-screen/docs/Frontier Springs.docx
@@ -1903,6 +1903,257 @@
         <w:spacing w:after="120" w:before="280"/>
       </w:pPr>
       <w:r>
+        <w:t xml:space="preserve">Ishmohit-Lens Checks (value chain · earnings quality · growth trajectory · management · quality metrics · track record · global-signal check)</w:t>
+      </w:r>
+    </w:p>
+    <w:p>
+      <w:pPr>
+        <w:spacing w:after="120"/>
+      </w:pPr>
+      <w:r>
+        <w:rPr>
+          <w:i/>
+          <w:iCs/>
+          <w:color w:val="666666"/>
+          <w:sz w:val="18"/>
+          <w:szCs w:val="18"/>
+        </w:rPr>
+        <w:t xml:space="preserve">Extra checks drawn from @ishmohit1 / SOIC methodology (playbook/ishmohit-soic-style.md): where the company sits in its value chain and what the supply side is doing, whether a margin/PAT inflection is structural or a cyclical peak, the rate-of-change of growth vs. what the multiple demands, and management quality as a positive attribute.</w:t>
+      </w:r>
+    </w:p>
+    <w:p>
+      <w:pPr>
+        <w:spacing w:after="120"/>
+      </w:pPr>
+      <w:r>
+        <w:rPr>
+          <w:b/>
+          <w:bCs/>
+          <w:sz w:val="20"/>
+          <w:szCs w:val="20"/>
+        </w:rPr>
+        <w:t xml:space="preserve">Quality metrics (ROCE · debt · FCF · margin · capex):</w:t>
+      </w:r>
+    </w:p>
+    <w:tbl>
+      <w:tblPr>
+        <w:tblW w:type="dxa" w:w="9000"/>
+        <w:tblBorders>
+          <w:top w:val="single" w:color="auto" w:sz="4"/>
+          <w:left w:val="single" w:color="auto" w:sz="4"/>
+          <w:bottom w:val="single" w:color="auto" w:sz="4"/>
+          <w:right w:val="single" w:color="auto" w:sz="4"/>
+          <w:insideH w:val="single" w:color="auto" w:sz="4"/>
+          <w:insideV w:val="single" w:color="auto" w:sz="4"/>
+        </w:tblBorders>
+      </w:tblPr>
+      <w:tblGrid>
+        <w:gridCol w:w="3200"/>
+        <w:gridCol w:w="5800"/>
+      </w:tblGrid>
+      <w:tr>
+        <w:tc>
+          <w:tcPr>
+            <w:tcW w:type="dxa" w:w="3200"/>
+            <w:shd w:fill="F2F2F2" w:val="clear"/>
+          </w:tcPr>
+          <w:p>
+            <w:r>
+              <w:rPr>
+                <w:b/>
+                <w:bCs/>
+              </w:rPr>
+              <w:t xml:space="preserve">Assessment</w:t>
+            </w:r>
+          </w:p>
+        </w:tc>
+        <w:tc>
+          <w:tcPr>
+            <w:tcW w:type="dxa" w:w="5800"/>
+          </w:tcPr>
+          <w:p>
+            <w:r>
+              <w:t xml:space="preserve">positive</w:t>
+            </w:r>
+          </w:p>
+        </w:tc>
+      </w:tr>
+      <w:tr>
+        <w:tc>
+          <w:tcPr>
+            <w:tcW w:type="dxa" w:w="3200"/>
+            <w:shd w:fill="F2F2F2" w:val="clear"/>
+          </w:tcPr>
+          <w:p>
+            <w:r>
+              <w:rPr>
+                <w:b/>
+                <w:bCs/>
+              </w:rPr>
+              <w:t xml:space="preserve">ROCE</w:t>
+            </w:r>
+          </w:p>
+        </w:tc>
+        <w:tc>
+          <w:tcPr>
+            <w:tcW w:type="dxa" w:w="5800"/>
+          </w:tcPr>
+          <w:p>
+            <w:r>
+              <w:t xml:space="preserve">51% (improving)</w:t>
+            </w:r>
+          </w:p>
+        </w:tc>
+      </w:tr>
+      <w:tr>
+        <w:tc>
+          <w:tcPr>
+            <w:tcW w:type="dxa" w:w="3200"/>
+            <w:shd w:fill="F2F2F2" w:val="clear"/>
+          </w:tcPr>
+          <w:p>
+            <w:r>
+              <w:rPr>
+                <w:b/>
+                <w:bCs/>
+              </w:rPr>
+              <w:t xml:space="preserve">Leverage</w:t>
+            </w:r>
+          </w:p>
+        </w:tc>
+        <w:tc>
+          <w:tcPr>
+            <w:tcW w:type="dxa" w:w="5800"/>
+          </w:tcPr>
+          <w:p>
+            <w:r>
+              <w:t xml:space="preserve">Net debt/EBITDA 0x</w:t>
+            </w:r>
+          </w:p>
+        </w:tc>
+      </w:tr>
+      <w:tr>
+        <w:tc>
+          <w:tcPr>
+            <w:tcW w:type="dxa" w:w="3200"/>
+            <w:shd w:fill="F2F2F2" w:val="clear"/>
+          </w:tcPr>
+          <w:p>
+            <w:r>
+              <w:rPr>
+                <w:b/>
+                <w:bCs/>
+              </w:rPr>
+              <w:t xml:space="preserve">FCF conversion</w:t>
+            </w:r>
+          </w:p>
+        </w:tc>
+        <w:tc>
+          <w:tcPr>
+            <w:tcW w:type="dxa" w:w="5800"/>
+          </w:tcPr>
+          <w:p>
+            <w:r>
+              <w:t xml:space="preserve">-1%</w:t>
+            </w:r>
+          </w:p>
+        </w:tc>
+      </w:tr>
+      <w:tr>
+        <w:tc>
+          <w:tcPr>
+            <w:tcW w:type="dxa" w:w="3200"/>
+            <w:shd w:fill="F2F2F2" w:val="clear"/>
+          </w:tcPr>
+          <w:p>
+            <w:r>
+              <w:rPr>
+                <w:b/>
+                <w:bCs/>
+              </w:rPr>
+              <w:t xml:space="preserve">Margin trend</w:t>
+            </w:r>
+          </w:p>
+        </w:tc>
+        <w:tc>
+          <w:tcPr>
+            <w:tcW w:type="dxa" w:w="5800"/>
+          </w:tcPr>
+          <w:p>
+            <w:r>
+              <w:t xml:space="preserve">expanding</w:t>
+            </w:r>
+          </w:p>
+        </w:tc>
+      </w:tr>
+      <w:tr>
+        <w:tc>
+          <w:tcPr>
+            <w:tcW w:type="dxa" w:w="3200"/>
+            <w:shd w:fill="F2F2F2" w:val="clear"/>
+          </w:tcPr>
+          <w:p>
+            <w:r>
+              <w:rPr>
+                <w:b/>
+                <w:bCs/>
+              </w:rPr>
+              <w:t xml:space="preserve">Capex efficiency</w:t>
+            </w:r>
+          </w:p>
+        </w:tc>
+        <w:tc>
+          <w:tcPr>
+            <w:tcW w:type="dxa" w:w="5800"/>
+          </w:tcPr>
+          <w:p>
+            <w:r>
+              <w:t xml:space="preserve">productive</w:t>
+            </w:r>
+          </w:p>
+        </w:tc>
+      </w:tr>
+    </w:tbl>
+    <w:p>
+      <w:pPr>
+        <w:spacing w:after="60" w:before="120"/>
+      </w:pPr>
+      <w:r>
+        <w:rPr>
+          <w:b/>
+          <w:bCs/>
+          <w:sz w:val="20"/>
+          <w:szCs w:val="20"/>
+        </w:rPr>
+        <w:t xml:space="preserve">Track record (Coffee Can persistence check): </w:t>
+      </w:r>
+      <w:r>
+        <w:rPr>
+          <w:sz w:val="20"/>
+          <w:szCs w:val="20"/>
+        </w:rPr>
+        <w:t xml:space="preserve">cleared revenue growth ≥10% AND ROCE ≥15% in 6 of the last 9 years (consistency_score 67)</w:t>
+      </w:r>
+    </w:p>
+    <w:p>
+      <w:pPr>
+        <w:spacing w:after="120"/>
+      </w:pPr>
+      <w:r>
+        <w:rPr>
+          <w:color w:val="666666"/>
+          <w:sz w:val="18"/>
+          <w:szCs w:val="18"/>
+        </w:rPr>
+        <w:t xml:space="preserve">Screener FY18-FY26: rev growth &gt;=10% AND ROCE &gt;=15% both cleared in 6 of 9 (FY18 26%/17%, FY19 41%/26%, FY20 21%/35%, FY24 26%/21%, FY25 71%/42%, FY26 39%/51%). FY21 (-23%, COVID) and FY22 (+9%) missed on growth, FY23 on ROCE (14%). Railways-spring demand inflected hard FY25-26.</w:t>
+      </w:r>
+    </w:p>
+    <w:p>
+      <w:pPr>
+        <w:pStyle w:val="Heading1"/>
+        <w:spacing w:after="120" w:before="280"/>
+      </w:pPr>
+      <w:r>
         <w:t xml:space="preserve">Technical Read (Weekly / Monthly MACD + Bollinger Bands, or RSI/CCI/Williams %R proxy)</w:t>
       </w:r>
     </w:p>
@@ -2185,6 +2436,34 @@
           <w:szCs w:val="24"/>
         </w:rPr>
         <w:t xml:space="preserve">10x-in-2-3-years</w:t>
+      </w:r>
+    </w:p>
+    <w:p>
+      <w:pPr>
+        <w:spacing w:after="120"/>
+      </w:pPr>
+      <w:r>
+        <w:rPr>
+          <w:color w:val="666666"/>
+          <w:sz w:val="20"/>
+          <w:szCs w:val="20"/>
+        </w:rPr>
+        <w:t xml:space="preserve">4-box gate — tailwind: yes · TAM: no · moat: yes · valuation: no  (score 2 / 4)</w:t>
+      </w:r>
+    </w:p>
+    <w:p>
+      <w:pPr>
+        <w:spacing w:after="120"/>
+      </w:pPr>
+      <w:r>
+        <w:rPr>
+          <w:i/>
+          <w:iCs/>
+          <w:color w:val="666666"/>
+          <w:sz w:val="20"/>
+          <w:szCs w:val="20"/>
+        </w:rPr>
+        <w:t xml:space="preserve">Decadal railway-capex tailwind and RDSO regulatory moat both real, but Q1 FY27 growth inflection broke (revenue +4%, PAT -18%) against a thin order book vs a Rs500cr guide — tam no; ~26x P/E still prices a ~30% compounder the trajectory doesn't support — valuation no.</w:t>
       </w:r>
     </w:p>
     <w:p>

--- a/projects/valuepickr-open-screen/docs/Frontier Springs.docx
+++ b/projects/valuepickr-open-screen/docs/Frontier Springs.docx
@@ -2557,6 +2557,187 @@
           <w:szCs w:val="18"/>
         </w:rPr>
         <w:t xml:space="preserve">This is independent research and analysis for informational purposes only, not personalized financial or investment advice. Past multi-bagger performance and forum/social sentiment are not indicators of future returns. Do your own due diligence before investing.</w:t>
+      </w:r>
+    </w:p>
+    <w:p/>
+    <w:p>
+      <w:r>
+        <w:rPr>
+          <w:b/>
+          <w:sz w:val="28"/>
+        </w:rPr>
+        <w:t>🔄 RESEARCH UPDATE - 2026-10-05</w:t>
+      </w:r>
+    </w:p>
+    <w:p>
+      <w:r>
+        <w:rPr>
+          <w:b/>
+        </w:rPr>
+        <w:t>📊 Key Metrics:</w:t>
+      </w:r>
+    </w:p>
+    <w:p>
+      <w:pPr>
+        <w:ind w:left="360"/>
+      </w:pPr>
+      <w:r>
+        <w:t xml:space="preserve">  • Company: Frontier Springs Ltd</w:t>
+      </w:r>
+    </w:p>
+    <w:p>
+      <w:pPr>
+        <w:ind w:left="360"/>
+      </w:pPr>
+      <w:r>
+        <w:t xml:space="preserve">  • Conviction: Medium</w:t>
+      </w:r>
+    </w:p>
+    <w:p>
+      <w:pPr>
+        <w:ind w:left="360"/>
+      </w:pPr>
+      <w:r>
+        <w:t xml:space="preserve">  • Thesis: 10x-in-2-3-years</w:t>
+      </w:r>
+    </w:p>
+    <w:p>
+      <w:pPr>
+        <w:ind w:left="360"/>
+      </w:pPr>
+      <w:r>
+        <w:t xml:space="preserve">  • 4-Box Score: 2.0</w:t>
+      </w:r>
+    </w:p>
+    <w:p>
+      <w:pPr>
+        <w:ind w:left="360"/>
+      </w:pPr>
+      <w:r>
+        <w:t xml:space="preserve">  • Research Date: 2026-08-30</w:t>
+      </w:r>
+    </w:p>
+    <w:p>
+      <w:pPr>
+        <w:ind w:left="360"/>
+      </w:pPr>
+      <w:r>
+        <w:t xml:space="preserve">  • Red Flag: None</w:t>
+      </w:r>
+    </w:p>
+    <w:p/>
+    <w:p>
+      <w:r>
+        <w:rPr>
+          <w:b/>
+        </w:rPr>
+        <w:t>📝 Verdict:</w:t>
+      </w:r>
+    </w:p>
+    <w:p>
+      <w:pPr>
+        <w:ind w:left="360"/>
+      </w:pPr>
+      <w:r>
+        <w:t>Elite-quality railway-ancillary small-cap whose growth inflection has stalled - the structural story and the FIBA optionality are intact, but FY27 guidance looks unachievable and needs 2-3 quarters to re-confirm</w:t>
+      </w:r>
+    </w:p>
+    <w:p/>
+    <w:p>
+      <w:r>
+        <w:rPr>
+          <w:b/>
+        </w:rPr>
+        <w:t>📈 Bull Case:</w:t>
+      </w:r>
+    </w:p>
+    <w:p>
+      <w:pPr>
+        <w:ind w:left="360"/>
+      </w:pPr>
+      <w:r>
+        <w:t>Elite quality: ROCE ~51%, ROE ~40%, near debt-free, in a small-cap (Rs 1,505 Cr) tied to a decadal railway-capex program (LHB coaches, Vande Bharat, 40k bogie conversion opportunity)</w:t>
+      </w:r>
+    </w:p>
+    <w:p>
+      <w:pPr>
+        <w:ind w:left="360"/>
+      </w:pPr>
+      <w:r>
+        <w:t>One of very few RDSO-approved air-spring suppliers to Indian Railways - a genuine regulatory moat with 1-2 year approval lead times for new entrants</w:t>
+      </w:r>
+    </w:p>
+    <w:p>
+      <w:pPr>
+        <w:ind w:left="360"/>
+      </w:pPr>
+      <w:r>
+        <w:t>FY26 proved the model can scale fast (revenue 3x and PAT ~9x over FY23-FY26); if railway ordering re-accelerates the operating model is intact</w:t>
+      </w:r>
+    </w:p>
+    <w:p>
+      <w:pPr>
+        <w:ind w:left="360"/>
+      </w:pPr>
+      <w:r>
+        <w:t>Fresh FIBA product line (RDSO approval Aug 2026) adds a patentable, first-mover optionality, though small (Rs 20-25 Cr) and not before FY28</w:t>
+      </w:r>
+    </w:p>
+    <w:p>
+      <w:pPr>
+        <w:ind w:left="360"/>
+      </w:pPr>
+      <w:r>
+        <w:t>Stock has de-rated ~24% and sits near lows, so some of the growth disappointment is now in the price</w:t>
+      </w:r>
+    </w:p>
+    <w:p/>
+    <w:p>
+      <w:r>
+        <w:rPr>
+          <w:b/>
+        </w:rPr>
+        <w:t>📉 Bear Case:</w:t>
+      </w:r>
+    </w:p>
+    <w:p>
+      <w:pPr>
+        <w:ind w:left="360"/>
+      </w:pPr>
+      <w:r>
+        <w:t>Growth inflection has broken: Q1 FY27 revenue only +4% YoY (down QoQ) and PAT -18% YoY - the FY26 surge did not carry into FY27</w:t>
+      </w:r>
+    </w:p>
+    <w:p>
+      <w:pPr>
+        <w:ind w:left="360"/>
+      </w:pPr>
+      <w:r>
+        <w:t>The Rs 500 Cr FY27 guidance implies ~Rs 140 Cr/quarter for the rest of the year after a Rs 78 Cr Q1, against an order book of only ~Rs 300 Cr+ - it looks unachievable</w:t>
+      </w:r>
+    </w:p>
+    <w:p>
+      <w:pPr>
+        <w:ind w:left="360"/>
+      </w:pPr>
+      <w:r>
+        <w:t>Fixed-price Railways contracts mean steel/energy inflation compresses margins with a lag; FY27 EBITDA margin guided down to 23-24% from 26.8%</w:t>
+      </w:r>
+    </w:p>
+    <w:p>
+      <w:pPr>
+        <w:ind w:left="360"/>
+      </w:pPr>
+      <w:r>
+        <w:t>Weak cash conversion - FY26 operating cash flow was only ~51% of net profit as working capital absorbed the growth</w:t>
+      </w:r>
+    </w:p>
+    <w:p>
+      <w:pPr>
+        <w:ind w:left="360"/>
+      </w:pPr>
+      <w:r>
+        <w:t>Historical governance flag (promoter remuneration up to ~70% of PAT, high-interest promoter loans) not re-confirmed as resolved this pass</w:t>
       </w:r>
     </w:p>
     <w:sectPr>
